--- a/docs/juridique/v3-boutique-et-regles/NOTE-AU-JURISTE-v3.docx
+++ b/docs/juridique/v3-boutique-et-regles/NOTE-AU-JURISTE-v3.docx
@@ -1447,7 +1447,220 @@
         <w:t>mentions légales</w:t>
       </w:r>
       <w:r>
-        <w:t>, qui sont le seul des quatre documents que nous pourrions publier sans attendre votre relecture — raison sociale, adresse, registre de commerce, hébergeur, contact. Une page publiée sur quatre rendrait les trois notes d'attente crédibles.</w:t>
+        <w:t>, seul des quatre documents que nous pourrions publier sans attendre votre relecture. Une page publiée sur quatre rendrait les trois notes d'attente crédibles.</w:t>
+      </w:r>
+    </w:p>
+    <w:p>
+      <w:r>
+        <w:t>Il y manque quatre informations, dont une seule est désormais connue :</w:t>
+      </w:r>
+    </w:p>
+    <w:tbl>
+      <w:tblPr>
+        <w:tblStyle w:val="TableGrid"/>
+        <w:tblW w:type="auto" w:w="0"/>
+        <w:tblLook w:firstColumn="1" w:firstRow="1" w:lastColumn="0" w:lastRow="0" w:noHBand="0" w:noVBand="1" w:val="04A0"/>
+      </w:tblPr>
+      <w:tblGrid>
+        <w:gridCol w:w="4709"/>
+        <w:gridCol w:w="4709"/>
+      </w:tblGrid>
+      <w:tr>
+        <w:tc>
+          <w:tcPr>
+            <w:tcW w:type="dxa" w:w="4709"/>
+          </w:tcPr>
+          <w:p>
+            <w:r/>
+            <w:r>
+              <w:rPr>
+                <w:b/>
+                <w:color w:val="A34D1F"/>
+                <w:sz w:val="20"/>
+              </w:rPr>
+            </w:r>
+          </w:p>
+        </w:tc>
+        <w:tc>
+          <w:tcPr>
+            <w:tcW w:type="dxa" w:w="4709"/>
+          </w:tcPr>
+          <w:p>
+            <w:r/>
+            <w:r>
+              <w:rPr>
+                <w:b/>
+                <w:color w:val="A34D1F"/>
+                <w:sz w:val="20"/>
+              </w:rPr>
+            </w:r>
+          </w:p>
+        </w:tc>
+      </w:tr>
+      <w:tr>
+        <w:tc>
+          <w:tcPr>
+            <w:tcW w:type="dxa" w:w="4709"/>
+          </w:tcPr>
+          <w:p>
+            <w:r>
+              <w:rPr>
+                <w:sz w:val="20"/>
+              </w:rPr>
+            </w:r>
+            <w:r>
+              <w:rPr>
+                <w:sz w:val="20"/>
+              </w:rPr>
+              <w:t>Adresse de contact</w:t>
+            </w:r>
+          </w:p>
+        </w:tc>
+        <w:tc>
+          <w:tcPr>
+            <w:tcW w:type="dxa" w:w="4709"/>
+          </w:tcPr>
+          <w:p>
+            <w:r>
+              <w:rPr>
+                <w:sz w:val="20"/>
+              </w:rPr>
+            </w:r>
+            <w:r>
+              <w:rPr>
+                <w:b/>
+                <w:sz w:val="20"/>
+              </w:rPr>
+              <w:t>`contactsmavilla@gmail.com`</w:t>
+            </w:r>
+            <w:r>
+              <w:rPr>
+                <w:sz w:val="20"/>
+              </w:rPr>
+              <w:t xml:space="preserve"> — déjà en ligne sur les quatre pages</w:t>
+            </w:r>
+          </w:p>
+        </w:tc>
+      </w:tr>
+      <w:tr>
+        <w:tc>
+          <w:tcPr>
+            <w:tcW w:type="dxa" w:w="4709"/>
+          </w:tcPr>
+          <w:p>
+            <w:r>
+              <w:rPr>
+                <w:sz w:val="20"/>
+              </w:rPr>
+            </w:r>
+            <w:r>
+              <w:rPr>
+                <w:sz w:val="20"/>
+              </w:rPr>
+              <w:t>Raison sociale</w:t>
+            </w:r>
+          </w:p>
+        </w:tc>
+        <w:tc>
+          <w:tcPr>
+            <w:tcW w:type="dxa" w:w="4709"/>
+          </w:tcPr>
+          <w:p>
+            <w:r>
+              <w:rPr>
+                <w:sz w:val="20"/>
+              </w:rPr>
+            </w:r>
+            <w:r>
+              <w:rPr>
+                <w:sz w:val="20"/>
+              </w:rPr>
+              <w:t>à fournir</w:t>
+            </w:r>
+          </w:p>
+        </w:tc>
+      </w:tr>
+      <w:tr>
+        <w:tc>
+          <w:tcPr>
+            <w:tcW w:type="dxa" w:w="4709"/>
+          </w:tcPr>
+          <w:p>
+            <w:r>
+              <w:rPr>
+                <w:sz w:val="20"/>
+              </w:rPr>
+            </w:r>
+            <w:r>
+              <w:rPr>
+                <w:sz w:val="20"/>
+              </w:rPr>
+              <w:t>Adresse du siège</w:t>
+            </w:r>
+          </w:p>
+        </w:tc>
+        <w:tc>
+          <w:tcPr>
+            <w:tcW w:type="dxa" w:w="4709"/>
+          </w:tcPr>
+          <w:p>
+            <w:r>
+              <w:rPr>
+                <w:sz w:val="20"/>
+              </w:rPr>
+            </w:r>
+            <w:r>
+              <w:rPr>
+                <w:sz w:val="20"/>
+              </w:rPr>
+              <w:t>à fournir</w:t>
+            </w:r>
+          </w:p>
+        </w:tc>
+      </w:tr>
+      <w:tr>
+        <w:tc>
+          <w:tcPr>
+            <w:tcW w:type="dxa" w:w="4709"/>
+          </w:tcPr>
+          <w:p>
+            <w:r>
+              <w:rPr>
+                <w:sz w:val="20"/>
+              </w:rPr>
+            </w:r>
+            <w:r>
+              <w:rPr>
+                <w:sz w:val="20"/>
+              </w:rPr>
+              <w:t>Registre de commerce (RCCM) et NINEA</w:t>
+            </w:r>
+          </w:p>
+        </w:tc>
+        <w:tc>
+          <w:tcPr>
+            <w:tcW w:type="dxa" w:w="4709"/>
+          </w:tcPr>
+          <w:p>
+            <w:r>
+              <w:rPr>
+                <w:sz w:val="20"/>
+              </w:rPr>
+            </w:r>
+            <w:r>
+              <w:rPr>
+                <w:sz w:val="20"/>
+              </w:rPr>
+              <w:t>à fournir</w:t>
+            </w:r>
+          </w:p>
+        </w:tc>
+      </w:tr>
+    </w:tbl>
+    <w:p/>
+    <w:p>
+      <w:r>
+        <w:t>L'hébergeur, lui, est connu : le site est servi par Render, l'interface applicative par Railway, tous deux hors du Sénégal. Si cela appelle une mention particulière sur le transfert de données, dites-le nous.</w:t>
       </w:r>
     </w:p>
     <w:p>

--- a/docs/juridique/v3-boutique-et-regles/NOTE-AU-JURISTE-v3.docx
+++ b/docs/juridique/v3-boutique-et-regles/NOTE-AU-JURISTE-v3.docx
@@ -47,7 +47,7 @@
         <w:t>Objet.</w:t>
       </w:r>
       <w:r>
-        <w:t xml:space="preserve"> Deux choses, et la seconde est la plus lourde.</w:t>
+        <w:t xml:space="preserve"> Trois choses, dans l'ordre inverse de leur importance.</w:t>
       </w:r>
     </w:p>
     <w:p>
@@ -79,6 +79,20 @@
       </w:r>
       <w:r>
         <w:t xml:space="preserve"> — la vente d'objets d'artisanat. Les quatre documents que vous avez relus ne le couvrent nulle part, et il ne relève pas du même droit que la location.</w:t>
+      </w:r>
+    </w:p>
+    <w:p>
+      <w:pPr>
+        <w:pStyle w:val="ListNumber"/>
+      </w:pPr>
+      <w:r>
+        <w:rPr>
+          <w:b/>
+        </w:rPr>
+        <w:t>Il n'existe aucune société.</w:t>
+      </w:r>
+      <w:r>
+        <w:t xml:space="preserve"> L'activité est exercée de manière informelle, par une personne physique — pas de raison sociale, pas de siège déclaré, pas de registre de commerce. Vos textes supposaient l'inverse. Voir le § 3, qui est le cœur de cette note.</w:t>
       </w:r>
     </w:p>
     <w:p>
@@ -1433,234 +1447,296 @@
           <w:color w:val="1A1614"/>
           <w:sz w:val="23"/>
         </w:rPr>
-        <w:t>§ 1 · Raison sociale de l'exploitant — **ouverte, et elle bloque autre chose**</w:t>
+        <w:t>§ 1 · Raison sociale de l'exploitant — **il n'y en a pas**</w:t>
       </w:r>
     </w:p>
     <w:p>
       <w:r>
-        <w:t xml:space="preserve">Elle bloque aussi les </w:t>
+        <w:t>C'est le point sur lequel nous avons le plus besoin de vous, et la réponse n'est pas celle que la question suppose.</w:t>
+      </w:r>
+    </w:p>
+    <w:p>
+      <w:r>
+        <w:rPr>
+          <w:b/>
+        </w:rPr>
+        <w:t>Il n'existe aujourd'hui aucune société.</w:t>
+      </w:r>
+      <w:r>
+        <w:t xml:space="preserve"> Pas de raison sociale, pas de siège déclaré, pas de registre de commerce ni de NINEA. L'activité est exercée </w:t>
       </w:r>
       <w:r>
         <w:rPr>
           <w:b/>
         </w:rPr>
-        <w:t>mentions légales</w:t>
+        <w:t>de manière informelle</w:t>
       </w:r>
       <w:r>
-        <w:t>, seul des quatre documents que nous pourrions publier sans attendre votre relecture. Une page publiée sur quatre rendrait les trois notes d'attente crédibles.</w:t>
+        <w:t>, par une personne physique.</w:t>
       </w:r>
     </w:p>
     <w:p>
       <w:r>
-        <w:t>Il y manque quatre informations, dont une seule est désormais connue :</w:t>
+        <w:t xml:space="preserve">La seule information d'entreprise dont nous disposons est l'adresse de contact — </w:t>
+      </w:r>
+      <w:r>
+        <w:rPr>
+          <w:rFonts w:ascii="Consolas" w:hAnsi="Consolas"/>
+          <w:color w:val="5C5650"/>
+          <w:sz w:val="19"/>
+        </w:rPr>
+        <w:t>contactsmavilla@gmail.com</w:t>
+      </w:r>
+      <w:r>
+        <w:t xml:space="preserve"> — déjà publiée sur les quatre pages.</w:t>
       </w:r>
     </w:p>
-    <w:tbl>
-      <w:tblPr>
-        <w:tblStyle w:val="TableGrid"/>
-        <w:tblW w:type="auto" w:w="0"/>
-        <w:tblLook w:firstColumn="1" w:firstRow="1" w:lastColumn="0" w:lastRow="0" w:noHBand="0" w:noVBand="1" w:val="04A0"/>
-      </w:tblPr>
-      <w:tblGrid>
-        <w:gridCol w:w="4709"/>
-        <w:gridCol w:w="4709"/>
-      </w:tblGrid>
-      <w:tr>
-        <w:tc>
-          <w:tcPr>
-            <w:tcW w:type="dxa" w:w="4709"/>
-          </w:tcPr>
-          <w:p>
-            <w:r/>
-            <w:r>
-              <w:rPr>
-                <w:b/>
-                <w:color w:val="A34D1F"/>
-                <w:sz w:val="20"/>
-              </w:rPr>
-            </w:r>
-          </w:p>
-        </w:tc>
-        <w:tc>
-          <w:tcPr>
-            <w:tcW w:type="dxa" w:w="4709"/>
-          </w:tcPr>
-          <w:p>
-            <w:r/>
-            <w:r>
-              <w:rPr>
-                <w:b/>
-                <w:color w:val="A34D1F"/>
-                <w:sz w:val="20"/>
-              </w:rPr>
-            </w:r>
-          </w:p>
-        </w:tc>
-      </w:tr>
-      <w:tr>
-        <w:tc>
-          <w:tcPr>
-            <w:tcW w:type="dxa" w:w="4709"/>
-          </w:tcPr>
-          <w:p>
-            <w:r>
-              <w:rPr>
-                <w:sz w:val="20"/>
-              </w:rPr>
-            </w:r>
-            <w:r>
-              <w:rPr>
-                <w:sz w:val="20"/>
-              </w:rPr>
-              <w:t>Adresse de contact</w:t>
-            </w:r>
-          </w:p>
-        </w:tc>
-        <w:tc>
-          <w:tcPr>
-            <w:tcW w:type="dxa" w:w="4709"/>
-          </w:tcPr>
-          <w:p>
-            <w:r>
-              <w:rPr>
-                <w:sz w:val="20"/>
-              </w:rPr>
-            </w:r>
-            <w:r>
-              <w:rPr>
-                <w:b/>
-                <w:sz w:val="20"/>
-              </w:rPr>
-              <w:t>`contactsmavilla@gmail.com`</w:t>
-            </w:r>
-            <w:r>
-              <w:rPr>
-                <w:sz w:val="20"/>
-              </w:rPr>
-              <w:t xml:space="preserve"> — déjà en ligne sur les quatre pages</w:t>
-            </w:r>
-          </w:p>
-        </w:tc>
-      </w:tr>
-      <w:tr>
-        <w:tc>
-          <w:tcPr>
-            <w:tcW w:type="dxa" w:w="4709"/>
-          </w:tcPr>
-          <w:p>
-            <w:r>
-              <w:rPr>
-                <w:sz w:val="20"/>
-              </w:rPr>
-            </w:r>
-            <w:r>
-              <w:rPr>
-                <w:sz w:val="20"/>
-              </w:rPr>
-              <w:t>Raison sociale</w:t>
-            </w:r>
-          </w:p>
-        </w:tc>
-        <w:tc>
-          <w:tcPr>
-            <w:tcW w:type="dxa" w:w="4709"/>
-          </w:tcPr>
-          <w:p>
-            <w:r>
-              <w:rPr>
-                <w:sz w:val="20"/>
-              </w:rPr>
-            </w:r>
-            <w:r>
-              <w:rPr>
-                <w:sz w:val="20"/>
-              </w:rPr>
-              <w:t>à fournir</w:t>
-            </w:r>
-          </w:p>
-        </w:tc>
-      </w:tr>
-      <w:tr>
-        <w:tc>
-          <w:tcPr>
-            <w:tcW w:type="dxa" w:w="4709"/>
-          </w:tcPr>
-          <w:p>
-            <w:r>
-              <w:rPr>
-                <w:sz w:val="20"/>
-              </w:rPr>
-            </w:r>
-            <w:r>
-              <w:rPr>
-                <w:sz w:val="20"/>
-              </w:rPr>
-              <w:t>Adresse du siège</w:t>
-            </w:r>
-          </w:p>
-        </w:tc>
-        <w:tc>
-          <w:tcPr>
-            <w:tcW w:type="dxa" w:w="4709"/>
-          </w:tcPr>
-          <w:p>
-            <w:r>
-              <w:rPr>
-                <w:sz w:val="20"/>
-              </w:rPr>
-            </w:r>
-            <w:r>
-              <w:rPr>
-                <w:sz w:val="20"/>
-              </w:rPr>
-              <w:t>à fournir</w:t>
-            </w:r>
-          </w:p>
-        </w:tc>
-      </w:tr>
-      <w:tr>
-        <w:tc>
-          <w:tcPr>
-            <w:tcW w:type="dxa" w:w="4709"/>
-          </w:tcPr>
-          <w:p>
-            <w:r>
-              <w:rPr>
-                <w:sz w:val="20"/>
-              </w:rPr>
-            </w:r>
-            <w:r>
-              <w:rPr>
-                <w:sz w:val="20"/>
-              </w:rPr>
-              <w:t>Registre de commerce (RCCM) et NINEA</w:t>
-            </w:r>
-          </w:p>
-        </w:tc>
-        <w:tc>
-          <w:tcPr>
-            <w:tcW w:type="dxa" w:w="4709"/>
-          </w:tcPr>
-          <w:p>
-            <w:r>
-              <w:rPr>
-                <w:sz w:val="20"/>
-              </w:rPr>
-            </w:r>
-            <w:r>
-              <w:rPr>
-                <w:sz w:val="20"/>
-              </w:rPr>
-              <w:t>à fournir</w:t>
-            </w:r>
-          </w:p>
-        </w:tc>
-      </w:tr>
-    </w:tbl>
-    <w:p/>
     <w:p>
       <w:r>
-        <w:t>L'hébergeur, lui, est connu : le site est servi par Render, l'interface applicative par Railway, tous deux hors du Sénégal. Si cela appelle une mention particulière sur le transfert de données, dites-le nous.</w:t>
+        <w:t>L'hébergement, lui, est connu : le site est servi par Render, l'interface applicative par Railway, tous deux hors du Sénégal.</w:t>
+      </w:r>
+    </w:p>
+    <w:p>
+      <w:pPr>
+        <w:ind w:left="432"/>
+      </w:pPr>
+      <w:r>
+        <w:rPr>
+          <w:b/>
+          <w:color w:val="5C5650"/>
+        </w:rPr>
+        <w:t>Ce que nous vous demandons, dans cet ordre :</w:t>
+      </w:r>
+    </w:p>
+    <w:p>
+      <w:r>
+        <w:t>&gt;</w:t>
+      </w:r>
+    </w:p>
+    <w:p>
+      <w:pPr>
+        <w:ind w:left="432"/>
+      </w:pPr>
+      <w:r>
+        <w:rPr>
+          <w:color w:val="5C5650"/>
+        </w:rPr>
+        <w:t xml:space="preserve">1. </w:t>
+      </w:r>
+      <w:r>
+        <w:rPr>
+          <w:b/>
+          <w:color w:val="5C5650"/>
+        </w:rPr>
+        <w:t>Peut-on publier des mentions légales sans société ?</w:t>
+      </w:r>
+      <w:r>
+        <w:rPr>
+          <w:color w:val="5C5650"/>
+        </w:rPr>
+        <w:t xml:space="preserve"> Si oui, quelles mentions</w:t>
+      </w:r>
+    </w:p>
+    <w:p>
+      <w:pPr>
+        <w:ind w:left="432"/>
+      </w:pPr>
+      <w:r>
+        <w:rPr>
+          <w:color w:val="5C5650"/>
+        </w:rPr>
+        <w:t xml:space="preserve">   tiennent lieu d'identification de l'éditeur — nom de la personne physique, adresse</w:t>
+      </w:r>
+    </w:p>
+    <w:p>
+      <w:pPr>
+        <w:ind w:left="432"/>
+      </w:pPr>
+      <w:r>
+        <w:rPr>
+          <w:color w:val="5C5650"/>
+        </w:rPr>
+        <w:t xml:space="preserve">   personnelle, autre chose ? Nous ne savons pas ce qu'il est obligatoire d'y faire</w:t>
+      </w:r>
+    </w:p>
+    <w:p>
+      <w:pPr>
+        <w:ind w:left="432"/>
+      </w:pPr>
+      <w:r>
+        <w:rPr>
+          <w:color w:val="5C5650"/>
+        </w:rPr>
+        <w:t xml:space="preserve">   figurer, ni ce qu'il est prudent de ne pas y mettre.</w:t>
+      </w:r>
+    </w:p>
+    <w:p>
+      <w:pPr>
+        <w:ind w:left="432"/>
+      </w:pPr>
+      <w:r>
+        <w:rPr>
+          <w:color w:val="5C5650"/>
+        </w:rPr>
+        <w:t xml:space="preserve">2. </w:t>
+      </w:r>
+      <w:r>
+        <w:rPr>
+          <w:b/>
+          <w:color w:val="5C5650"/>
+        </w:rPr>
+        <w:t>Les conditions générales peuvent-elles nommer une personne physique</w:t>
+      </w:r>
+      <w:r>
+        <w:rPr>
+          <w:color w:val="5C5650"/>
+        </w:rPr>
+        <w:t xml:space="preserve"> là où elles</w:t>
+      </w:r>
+    </w:p>
+    <w:p>
+      <w:pPr>
+        <w:ind w:left="432"/>
+      </w:pPr>
+      <w:r>
+        <w:rPr>
+          <w:color w:val="5C5650"/>
+        </w:rPr>
+        <w:t xml:space="preserve">   prévoyaient une raison sociale, sans autre changement ?</w:t>
+      </w:r>
+    </w:p>
+    <w:p>
+      <w:pPr>
+        <w:ind w:left="432"/>
+      </w:pPr>
+      <w:r>
+        <w:rPr>
+          <w:color w:val="5C5650"/>
+        </w:rPr>
+        <w:t xml:space="preserve">3. </w:t>
+      </w:r>
+      <w:r>
+        <w:rPr>
+          <w:b/>
+          <w:color w:val="5C5650"/>
+        </w:rPr>
+        <w:t>À partir de quel seuil la déclaration devient-elle exigible ?</w:t>
+      </w:r>
+      <w:r>
+        <w:rPr>
+          <w:color w:val="5C5650"/>
+        </w:rPr>
+        <w:t xml:space="preserve"> Chiffre d'affaires,</w:t>
+      </w:r>
+    </w:p>
+    <w:p>
+      <w:pPr>
+        <w:ind w:left="432"/>
+      </w:pPr>
+      <w:r>
+        <w:rPr>
+          <w:color w:val="5C5650"/>
+        </w:rPr>
+        <w:t xml:space="preserve">   nombre de transactions, ancienneté — nous préférons connaître la limite avant de</w:t>
+      </w:r>
+    </w:p>
+    <w:p>
+      <w:pPr>
+        <w:ind w:left="432"/>
+      </w:pPr>
+      <w:r>
+        <w:rPr>
+          <w:color w:val="5C5650"/>
+        </w:rPr>
+        <w:t xml:space="preserve">   l'atteindre.</w:t>
+      </w:r>
+    </w:p>
+    <w:p>
+      <w:pPr>
+        <w:spacing w:before="220"/>
+      </w:pPr>
+      <w:r>
+        <w:rPr>
+          <w:b/>
+          <w:color w:val="1A1614"/>
+          <w:sz w:val="23"/>
+        </w:rPr>
+        <w:t>Le point que cela rend urgent</w:t>
+      </w:r>
+    </w:p>
+    <w:p>
+      <w:r>
+        <w:t xml:space="preserve">La note du 18 août signalait déjà que la plateforme </w:t>
+      </w:r>
+      <w:r>
+        <w:rPr>
+          <w:b/>
+        </w:rPr>
+        <w:t>détient des fonds appartenant à des tiers</w:t>
+      </w:r>
+      <w:r>
+        <w:t xml:space="preserve"> entre l'encaissement et le reversement. Cette question se posait alors en théorie ; elle se pose maintenant en pratique, puisqu'aucune structure ne porte l'activité.</w:t>
+      </w:r>
+    </w:p>
+    <w:p>
+      <w:r>
+        <w:t>Concrètement, aujourd'hui : l'argent des clients arrive sur un compte marchand PayDunya, et la part des propriétaires y reste jusqu'à un virement fait à la main. Nous ne savons pas si cette situation est tenable en l'état, ni ce qu'elle expose.</w:t>
+      </w:r>
+    </w:p>
+    <w:p>
+      <w:pPr>
+        <w:ind w:left="432"/>
+      </w:pPr>
+      <w:r>
+        <w:rPr>
+          <w:b/>
+          <w:color w:val="5C5650"/>
+        </w:rPr>
+        <w:t>Ce que nous vous demandons :</w:t>
+      </w:r>
+      <w:r>
+        <w:rPr>
+          <w:color w:val="5C5650"/>
+        </w:rPr>
+        <w:t xml:space="preserve"> est-ce que l'encaissement pour le compte de tiers peut</w:t>
+      </w:r>
+    </w:p>
+    <w:p>
+      <w:pPr>
+        <w:ind w:left="432"/>
+      </w:pPr>
+      <w:r>
+        <w:rPr>
+          <w:color w:val="5C5650"/>
+        </w:rPr>
+        <w:t>se faire sans structure déclarée ? Si non, qu'est-ce qui est le plus urgent — créer la</w:t>
+      </w:r>
+    </w:p>
+    <w:p>
+      <w:pPr>
+        <w:ind w:left="432"/>
+      </w:pPr>
+      <w:r>
+        <w:rPr>
+          <w:color w:val="5C5650"/>
+        </w:rPr>
+        <w:t>société, ou cesser d'encaisser en attendant et revenir au règlement direct entre client</w:t>
+      </w:r>
+    </w:p>
+    <w:p>
+      <w:pPr>
+        <w:ind w:left="432"/>
+      </w:pPr>
+      <w:r>
+        <w:rPr>
+          <w:color w:val="5C5650"/>
+        </w:rPr>
+        <w:t>et propriétaire ?</w:t>
+      </w:r>
+    </w:p>
+    <w:p>
+      <w:r>
+        <w:t>Nous n'avons pas d'avis sur la réponse. Nous avons besoin de la vôtre pour savoir si le produit peut continuer de fonctionner comme il fonctionne.</w:t>
       </w:r>
     </w:p>
     <w:p>
@@ -1851,68 +1927,17 @@
           <w:color w:val="A34D1F"/>
           <w:sz w:val="26"/>
         </w:rPr>
-        <w:t>6. Ce qui n'a pas changé et reste sans réponse</w:t>
+        <w:t>6. Ce qui n'a pas changé</w:t>
       </w:r>
     </w:p>
     <w:p>
       <w:r>
-        <w:t>Tout le § 4 de la note du 18 août demeure d'actualité :</w:t>
-      </w:r>
-    </w:p>
-    <w:p>
-      <w:pPr>
-        <w:pStyle w:val="ListBullet"/>
-      </w:pPr>
-      <w:r>
-        <w:t xml:space="preserve">Ma Villa </w:t>
-      </w:r>
-      <w:r>
-        <w:rPr>
-          <w:b/>
-        </w:rPr>
-        <w:t>détient des fonds appartenant à des tiers</w:t>
-      </w:r>
-      <w:r>
-        <w:t xml:space="preserve"> entre l'encaissement et le reversement.</w:t>
-      </w:r>
-    </w:p>
-    <w:p>
-      <w:pPr>
-        <w:pStyle w:val="ListBullet"/>
-      </w:pPr>
-      <w:r>
-        <w:t xml:space="preserve">Exercer cette activité en </w:t>
-      </w:r>
-      <w:r>
-        <w:rPr>
-          <w:b/>
-        </w:rPr>
-        <w:t>personne physique</w:t>
-      </w:r>
-      <w:r>
-        <w:t xml:space="preserve"> est-il tenable ?</w:t>
-      </w:r>
-    </w:p>
-    <w:p>
-      <w:pPr>
-        <w:pStyle w:val="ListBullet"/>
-      </w:pPr>
-      <w:r>
-        <w:t xml:space="preserve">L'encaissement pour compte de tiers appelle-t-il un </w:t>
-      </w:r>
-      <w:r>
-        <w:rPr>
-          <w:b/>
-        </w:rPr>
-        <w:t>statut ou une déclaration</w:t>
-      </w:r>
-      <w:r>
-        <w:t xml:space="preserve"> particulière au Sénégal ?</w:t>
+        <w:t>L'encaissement fonctionne comme décrit le 18 août : Wave et Orange Money, par PayDunya, en argent réel. Le remboursement et le reversement restent des gestes manuels.</w:t>
       </w:r>
     </w:p>
     <w:p>
       <w:r>
-        <w:t xml:space="preserve">S'y ajoute désormais une activité de </w:t>
+        <w:t xml:space="preserve">S'ajoute désormais une activité de </w:t>
       </w:r>
       <w:r>
         <w:rPr>
@@ -1921,7 +1946,7 @@
         <w:t>vente pour compte propre</w:t>
       </w:r>
       <w:r>
-        <w:t>, ce qui n'est pas la même chose et peut appeler d'autres obligations.</w:t>
+        <w:t xml:space="preserve"> — la boutique — qui n'est pas de même nature que l'encaissement pour compte de tiers et peut appeler d'autres obligations. Les deux coexistent sous la même absence de structure.</w:t>
       </w:r>
     </w:p>
     <w:p>
